--- a/SupermarketSalesDataAnalysis Report.docx
+++ b/SupermarketSalesDataAnalysis Report.docx
@@ -41,12 +41,36 @@
     </w:p>
     <w:p>
       <w:r>
-        <w:t>Supermarkets generate large amounts of sales data containing information about customers, products, branches, payment methods, sales amounts, and ratings. Analyzing this data helps the business understand customer purchasing behavior, identify profitable product categories, compare branch performance, and discover sales trends.</w:t>
-      </w:r>
-    </w:p>
-    <w:p>
-      <w:r>
-        <w:t xml:space="preserve">The objective of this project is to analyze the </w:t>
+        <w:t xml:space="preserve">Supermarkets generate large amounts of sales data containing information about customers, products, branches, payment methods, sales amounts, and ratings. </w:t>
+      </w:r>
+      <w:proofErr w:type="spellStart"/>
+      <w:r>
+        <w:t>Analyzing</w:t>
+      </w:r>
+      <w:proofErr w:type="spellEnd"/>
+      <w:r>
+        <w:t xml:space="preserve"> this data helps the business understand customer purchasing </w:t>
+      </w:r>
+      <w:proofErr w:type="spellStart"/>
+      <w:r>
+        <w:t>behavior</w:t>
+      </w:r>
+      <w:proofErr w:type="spellEnd"/>
+      <w:r>
+        <w:t>, identify profitable product categories, compare branch performance, and discover sales trends.</w:t>
+      </w:r>
+    </w:p>
+    <w:p>
+      <w:r>
+        <w:t xml:space="preserve">The objective of this project is to </w:t>
+      </w:r>
+      <w:proofErr w:type="spellStart"/>
+      <w:r>
+        <w:t>analyze</w:t>
+      </w:r>
+      <w:proofErr w:type="spellEnd"/>
+      <w:r>
+        <w:t xml:space="preserve"> the </w:t>
       </w:r>
       <w:r>
         <w:rPr>
@@ -154,7 +178,7 @@
     <w:p>
       <w:r>
         <w:pict w14:anchorId="3935ED69">
-          <v:rect id="_x0000_i1031" style="width:0;height:1.5pt" o:hralign="center" o:hrstd="t" o:hr="t" fillcolor="#a0a0a0" stroked="f"/>
+          <v:rect id="_x0000_i1025" style="width:0;height:1.5pt" o:hralign="center" o:hrstd="t" o:hr="t" fillcolor="#a0a0a0" stroked="f"/>
         </w:pict>
       </w:r>
     </w:p>
@@ -951,7 +975,55 @@
           <w:lang w:eastAsia="en-IN"/>
           <w14:ligatures w14:val="none"/>
         </w:rPr>
-        <w:t>Pandas was used to calculate total and average sales and analyze sales by branch and product line. The analysis also examined monthly and daily sales trends. Product profitability was measured using gross income, while payment method frequency was analyzed to identify the most popular payment method.</w:t>
+        <w:t xml:space="preserve">Pandas was used to calculate total and average sales and </w:t>
+      </w:r>
+      <w:proofErr w:type="spellStart"/>
+      <w:r>
+        <w:rPr>
+          <w:rFonts w:ascii="Times New Roman" w:eastAsia="Times New Roman" w:hAnsi="Times New Roman" w:cs="Times New Roman"/>
+          <w:kern w:val="0"/>
+          <w:sz w:val="24"/>
+          <w:szCs w:val="24"/>
+          <w:lang w:eastAsia="en-IN"/>
+          <w14:ligatures w14:val="none"/>
+        </w:rPr>
+        <w:t>analyze</w:t>
+      </w:r>
+      <w:proofErr w:type="spellEnd"/>
+      <w:r>
+        <w:rPr>
+          <w:rFonts w:ascii="Times New Roman" w:eastAsia="Times New Roman" w:hAnsi="Times New Roman" w:cs="Times New Roman"/>
+          <w:kern w:val="0"/>
+          <w:sz w:val="24"/>
+          <w:szCs w:val="24"/>
+          <w:lang w:eastAsia="en-IN"/>
+          <w14:ligatures w14:val="none"/>
+        </w:rPr>
+        <w:t xml:space="preserve"> sales by branch and product line. The analysis also examined monthly and daily sales trends. Product profitability was measured using gross income, while payment method frequency was </w:t>
+      </w:r>
+      <w:proofErr w:type="spellStart"/>
+      <w:r>
+        <w:rPr>
+          <w:rFonts w:ascii="Times New Roman" w:eastAsia="Times New Roman" w:hAnsi="Times New Roman" w:cs="Times New Roman"/>
+          <w:kern w:val="0"/>
+          <w:sz w:val="24"/>
+          <w:szCs w:val="24"/>
+          <w:lang w:eastAsia="en-IN"/>
+          <w14:ligatures w14:val="none"/>
+        </w:rPr>
+        <w:t>analyzed</w:t>
+      </w:r>
+      <w:proofErr w:type="spellEnd"/>
+      <w:r>
+        <w:rPr>
+          <w:rFonts w:ascii="Times New Roman" w:eastAsia="Times New Roman" w:hAnsi="Times New Roman" w:cs="Times New Roman"/>
+          <w:kern w:val="0"/>
+          <w:sz w:val="24"/>
+          <w:szCs w:val="24"/>
+          <w:lang w:eastAsia="en-IN"/>
+          <w14:ligatures w14:val="none"/>
+        </w:rPr>
+        <w:t xml:space="preserve"> to identify the most popular payment method.</w:t>
       </w:r>
     </w:p>
     <w:p>
@@ -984,7 +1056,15 @@
     </w:p>
     <w:p>
       <w:r>
-        <w:t>SQL queries were used to calculate total revenue, identify top-selling product lines, find the highest-performing branch, calculate average customer ratings, and analyze total sales by city.</w:t>
+        <w:t xml:space="preserve">SQL queries were used to calculate total revenue, identify top-selling product lines, find the highest-performing branch, calculate average customer ratings, and </w:t>
+      </w:r>
+      <w:proofErr w:type="spellStart"/>
+      <w:r>
+        <w:t>analyze</w:t>
+      </w:r>
+      <w:proofErr w:type="spellEnd"/>
+      <w:r>
+        <w:t xml:space="preserve"> total sales by city.</w:t>
       </w:r>
     </w:p>
     <w:p>
@@ -1370,12 +1450,15 @@
     </w:p>
     <w:p>
       <w:pPr>
+        <w:ind w:left="720"/>
+        <w:jc w:val="center"/>
         <w:rPr>
           <w:rFonts w:ascii="Times New Roman" w:hAnsi="Times New Roman" w:cs="Times New Roman"/>
           <w:b/>
           <w:bCs/>
           <w:sz w:val="36"/>
           <w:szCs w:val="36"/>
+          <w:u w:val="single"/>
         </w:rPr>
       </w:pPr>
       <w:r>
@@ -1385,8 +1468,96 @@
           <w:bCs/>
           <w:sz w:val="36"/>
           <w:szCs w:val="36"/>
+          <w:u w:val="single"/>
         </w:rPr>
         <w:lastRenderedPageBreak/>
+        <w:t>DASHBOARD</w:t>
+      </w:r>
+    </w:p>
+    <w:p>
+      <w:pPr>
+        <w:ind w:left="720"/>
+        <w:jc w:val="center"/>
+        <w:rPr>
+          <w:rFonts w:ascii="Times New Roman" w:hAnsi="Times New Roman" w:cs="Times New Roman"/>
+          <w:b/>
+          <w:bCs/>
+          <w:sz w:val="36"/>
+          <w:szCs w:val="36"/>
+          <w:u w:val="single"/>
+        </w:rPr>
+      </w:pPr>
+      <w:r>
+        <w:rPr>
+          <w:rFonts w:ascii="Times New Roman" w:hAnsi="Times New Roman" w:cs="Times New Roman"/>
+          <w:b/>
+          <w:bCs/>
+          <w:noProof/>
+          <w:sz w:val="36"/>
+          <w:szCs w:val="36"/>
+          <w:u w:val="single"/>
+        </w:rPr>
+        <w:drawing>
+          <wp:inline distT="0" distB="0" distL="0" distR="0" wp14:anchorId="1957064B" wp14:editId="7B2C1AD0">
+            <wp:extent cx="5731510" cy="3151505"/>
+            <wp:effectExtent l="0" t="0" r="2540" b="0"/>
+            <wp:docPr id="56371070" name="Picture 1"/>
+            <wp:cNvGraphicFramePr>
+              <a:graphicFrameLocks xmlns:a="http://schemas.openxmlformats.org/drawingml/2006/main" noChangeAspect="1"/>
+            </wp:cNvGraphicFramePr>
+            <a:graphic xmlns:a="http://schemas.openxmlformats.org/drawingml/2006/main">
+              <a:graphicData uri="http://schemas.openxmlformats.org/drawingml/2006/picture">
+                <pic:pic xmlns:pic="http://schemas.openxmlformats.org/drawingml/2006/picture">
+                  <pic:nvPicPr>
+                    <pic:cNvPr id="56371070" name="Picture 56371070"/>
+                    <pic:cNvPicPr/>
+                  </pic:nvPicPr>
+                  <pic:blipFill>
+                    <a:blip r:embed="rId9">
+                      <a:extLst>
+                        <a:ext uri="{28A0092B-C50C-407E-A947-70E740481C1C}">
+                          <a14:useLocalDpi xmlns:a14="http://schemas.microsoft.com/office/drawing/2010/main" val="0"/>
+                        </a:ext>
+                      </a:extLst>
+                    </a:blip>
+                    <a:stretch>
+                      <a:fillRect/>
+                    </a:stretch>
+                  </pic:blipFill>
+                  <pic:spPr>
+                    <a:xfrm>
+                      <a:off x="0" y="0"/>
+                      <a:ext cx="5731510" cy="3151505"/>
+                    </a:xfrm>
+                    <a:prstGeom prst="rect">
+                      <a:avLst/>
+                    </a:prstGeom>
+                  </pic:spPr>
+                </pic:pic>
+              </a:graphicData>
+            </a:graphic>
+          </wp:inline>
+        </w:drawing>
+      </w:r>
+    </w:p>
+    <w:p>
+      <w:pPr>
+        <w:rPr>
+          <w:rFonts w:ascii="Times New Roman" w:hAnsi="Times New Roman" w:cs="Times New Roman"/>
+          <w:b/>
+          <w:bCs/>
+          <w:sz w:val="36"/>
+          <w:szCs w:val="36"/>
+        </w:rPr>
+      </w:pPr>
+      <w:r>
+        <w:rPr>
+          <w:rFonts w:ascii="Times New Roman" w:hAnsi="Times New Roman" w:cs="Times New Roman"/>
+          <w:b/>
+          <w:bCs/>
+          <w:sz w:val="36"/>
+          <w:szCs w:val="36"/>
+        </w:rPr>
         <w:t>Recommendations</w:t>
       </w:r>
     </w:p>
@@ -1479,8 +1650,13 @@
           <w:numId w:val="4"/>
         </w:numPr>
       </w:pPr>
-      <w:r>
-        <w:t>Analyze low-performing branches and product lines to identify opportunities for improvement.</w:t>
+      <w:proofErr w:type="spellStart"/>
+      <w:r>
+        <w:t>Analyze</w:t>
+      </w:r>
+      <w:proofErr w:type="spellEnd"/>
+      <w:r>
+        <w:t xml:space="preserve"> low-performing branches and product lines to identify opportunities for improvement.</w:t>
       </w:r>
     </w:p>
     <w:p/>
@@ -2601,6 +2777,7 @@
   <w:style w:type="character" w:default="1" w:styleId="DefaultParagraphFont">
     <w:name w:val="Default Paragraph Font"/>
     <w:uiPriority w:val="1"/>
+    <w:semiHidden/>
     <w:unhideWhenUsed/>
   </w:style>
   <w:style w:type="table" w:default="1" w:styleId="TableNormal">
